--- a/_inbox/PDI/02-praticas-engenharia-clean-code/atividade-1/7-apresentacao/pdi-praticas-engenharia-clean-code-a1.docx
+++ b/_inbox/PDI/02-praticas-engenharia-clean-code/atividade-1/7-apresentacao/pdi-praticas-engenharia-clean-code-a1.docx
@@ -4,28 +4,615 @@
   <w:body>
     <w:p>
       <w:pPr>
-        <w:pStyle w:val="Title"/>
+        <w:jc w:val="center"/>
       </w:pPr>
       <w:r>
+        <w:rPr>
+          <w:b/>
+          <w:color w:val="8B4513"/>
+          <w:sz w:val="28"/>
+        </w:rPr>
+        <w:t>PDI</w:t>
+      </w:r>
+    </w:p>
+    <w:p>
+      <w:pPr>
+        <w:jc w:val="center"/>
+      </w:pPr>
+      <w:r>
+        <w:rPr>
+          <w:b/>
+          <w:sz w:val="46"/>
+        </w:rPr>
         <w:t>Refatoracao de Modulo Legado com SOLID e Clean Architecture</w:t>
       </w:r>
     </w:p>
     <w:p>
+      <w:pPr>
+        <w:jc w:val="center"/>
+      </w:pPr>
       <w:r>
-        <w:t>PDI Marcos Luciano - marcosluciano.rodrigues@v4company.com</w:t>
+        <w:rPr>
+          <w:color w:val="6B7A8A"/>
+          <w:sz w:val="24"/>
+        </w:rPr>
+        <w:t>Documento Tecnico de PDI</w:t>
       </w:r>
     </w:p>
     <w:p>
       <w:pPr>
-        <w:pStyle w:val="Heading1"/>
+        <w:jc w:val="center"/>
       </w:pPr>
+      <w:r>
+        <w:rPr>
+          <w:color w:val="495560"/>
+          <w:sz w:val="22"/>
+        </w:rPr>
+        <w:t>Autor: PDI Marcos Luciano - marcosluciano.rodrigues@v4company.com</w:t>
+        <w:br/>
+      </w:r>
+      <w:r>
+        <w:rPr>
+          <w:color w:val="495560"/>
+          <w:sz w:val="22"/>
+        </w:rPr>
+        <w:t>Unidade: FV Marketing / V4 Company</w:t>
+        <w:br/>
+      </w:r>
+      <w:r>
+        <w:rPr>
+          <w:color w:val="495560"/>
+          <w:sz w:val="22"/>
+        </w:rPr>
+        <w:t>Data: Agosto 2026</w:t>
+        <w:br/>
+      </w:r>
+      <w:r>
+        <w:rPr>
+          <w:color w:val="495560"/>
+          <w:sz w:val="22"/>
+        </w:rPr>
+        <w:t>Area: 02 Praticas de Engenharia e Clean Code</w:t>
+        <w:br/>
+      </w:r>
+      <w:r>
+        <w:rPr>
+          <w:color w:val="495560"/>
+          <w:sz w:val="22"/>
+        </w:rPr>
+        <w:t>Status: Entregue (desenvolvido)</w:t>
+        <w:br/>
+      </w:r>
+    </w:p>
+    <w:p>
+      <w:r>
+        <w:br w:type="page"/>
+      </w:r>
+    </w:p>
+    <w:p>
+      <w:pPr>
+        <w:pStyle w:val="Heading2"/>
+      </w:pPr>
+      <w:r>
+        <w:rPr>
+          <w:color w:val="8B1E1E"/>
+        </w:rPr>
+        <w:t>1. Contexto</w:t>
+      </w:r>
+    </w:p>
+    <w:p>
       <w:r>
         <w:t>1. Contexto</w:t>
       </w:r>
     </w:p>
+    <w:p>
+      <w:r>
+        <w:t>A FV herda um core legado onde uma mesma classe PedidoService abre conexão com banco, manda e-mail, calcula imposto, gera PDF e escreve log. Tudo num só arquivo de quase 600 linhas. Quando o time precisa mudar a regra de imposto, trava o e-mail; quando ajusta o log, quebra o relatório. É o clássico efeito dominó: nada é isolado.</w:t>
+      </w:r>
+    </w:p>
+    <w:p>
+      <w:r>
+        <w:t>Analogia do cozinheiro faz-tudo</w:t>
+      </w:r>
+    </w:p>
+    <w:p>
+      <w:r>
+        <w:t>Imagine um restaurante onde uma única pessoa compra, cozinha, lava a louça, atende e faz a conta. Se ela fica doente, o restaurante fecha inteiro. O SOLID é contratar especialistas: um compra, um cozinha, um lava. Cada um faz bem o seu e o restaurante continua funcionando mesmo se um falta.</w:t>
+      </w:r>
+    </w:p>
+    <w:p>
+      <w:r>
+        <w:t>2. Diagnóstico</w:t>
+      </w:r>
+    </w:p>
+    <w:p>
+      <w:r>
+        <w:t>Com classes onipresentes, o tempo para entregar uma feature pequena explode e os bugs se espalham. Cada linha alterada é um risco para funcionalidades não relacionadas. O custo é escondido, mas real: horas de debugging e medo de tocar no código.</w:t>
+      </w:r>
+    </w:p>
+    <w:p>
+      <w:r>
+        <w:t>Tempo de entrega de feature (dias)</w:t>
+      </w:r>
+    </w:p>
+    <w:p>
+      <w:r>
+        <w:t>JanFevMarAbrMaiJunJulAgoSetOutNovDezAntesDepois</w:t>
+      </w:r>
+    </w:p>
+    <w:p>
+      <w:r>
+        <w:t>Bugs por release (contagem)</w:t>
+      </w:r>
+    </w:p>
+    <w:p>
+      <w:r>
+        <w:t>JanFevMarAbrMaiJunJulAgoSetOutNovDezAntesDepois</w:t>
+      </w:r>
+    </w:p>
+    <w:p>
+      <w:r>
+        <w:t>Raiz do problema: classes com múltiplas responsabilidades e acoplamento direto a detalhes (banco, e-mail, PDF). Não há fronteira entre o o quê o negócio pede e como é implementado.</w:t>
+      </w:r>
+    </w:p>
+    <w:p>
+      <w:r>
+        <w:t>3. Solução</w:t>
+      </w:r>
+    </w:p>
+    <w:p>
+      <w:r>
+        <w:t>Aplicar os 5 princípios SOLID para virar o código de dentro para fora: o domínio depende de abstrações, e os detalhes (infra) implementam essas abstrações. Isso habilita a Clean Architecture (Entities → Use Cases → Interface Adapters → Frameworks) e o padrão ports &amp; adapters, onde a regra de negócio não sabe se o dado vem de Postgres, Mongo ou um JSON de teste.</w:t>
+      </w:r>
+    </w:p>
+    <w:p>
+      <w:r>
+        <w:t>SRP: uma classe, um motivo para mudar. Antes uma classe fazia tudo:</w:t>
+      </w:r>
+    </w:p>
+    <w:p>
+      <w:r>
+        <w:t># RUIM: uma classe, 5 responsabilidades</w:t>
+      </w:r>
+    </w:p>
+    <w:p>
+      <w:r>
+        <w:t>class PedidoService:</w:t>
+      </w:r>
+    </w:p>
+    <w:p>
+      <w:r>
+        <w:t>def salvar(self, p): ...        # banco</w:t>
+      </w:r>
+    </w:p>
+    <w:p>
+      <w:r>
+        <w:t>def enviar_email(self, p): ...  # e-mail</w:t>
+      </w:r>
+    </w:p>
+    <w:p>
+      <w:r>
+        <w:t>def calcular_imposto(self, p): ...  # regra</w:t>
+      </w:r>
+    </w:p>
+    <w:p>
+      <w:r>
+        <w:t>def gerar_pdf(self, p): ...     # relatorio</w:t>
+      </w:r>
+    </w:p>
+    <w:p>
+      <w:r>
+        <w:t>def logar(self, p): ...         # logDepois, separamos em papéis:</w:t>
+      </w:r>
+    </w:p>
+    <w:p>
+      <w:r>
+        <w:t># BOM: cada classe tem uma responsabilidade</w:t>
+      </w:r>
+    </w:p>
+    <w:p>
+      <w:r>
+        <w:t>class CalculaImposto:           # regra de negocio</w:t>
+      </w:r>
+    </w:p>
+    <w:p>
+      <w:r>
+        <w:t>def executar(self, pedido): ...</w:t>
+      </w:r>
+    </w:p>
+    <w:p>
+      <w:r>
+        <w:t>class PedidoRepository:         # port (interface)</w:t>
+      </w:r>
+    </w:p>
+    <w:p>
+      <w:r>
+        <w:t>def salvar(self, pedido): ...</w:t>
+      </w:r>
+    </w:p>
+    <w:p>
+      <w:r>
+        <w:t>class EnviaEmail:               # adapter de infra</w:t>
+      </w:r>
+    </w:p>
+    <w:p>
+      <w:r>
+        <w:t>def enviar(self, destino, corpo): ...OCP: aberto para extensão, fechado para modificação. Em vez de if tipo == 'PF', usamos polimorfismo:</w:t>
+      </w:r>
+    </w:p>
+    <w:p>
+      <w:r>
+        <w:t># BOM: adicionar novo tipo nao mexe no existente</w:t>
+      </w:r>
+    </w:p>
+    <w:p>
+      <w:r>
+        <w:t>class DescontoStrategy:</w:t>
+      </w:r>
+    </w:p>
+    <w:p>
+      <w:r>
+        <w:t>def calcular(self, pedido): raise NotImplementedError</w:t>
+      </w:r>
+    </w:p>
+    <w:p>
+      <w:r>
+        <w:t>class DescontoPF(DescontoStrategy):</w:t>
+      </w:r>
+    </w:p>
+    <w:p>
+      <w:r>
+        <w:t>def calcular(self, p): return p.total * 0.05</w:t>
+      </w:r>
+    </w:p>
+    <w:p>
+      <w:r>
+        <w:t>class DescontoPJ(DescontoStrategy):</w:t>
+      </w:r>
+    </w:p>
+    <w:p>
+      <w:r>
+        <w:t>def calcular(self, p): return p.total * 0.10LSP: subtipos devem ser substituíveis sem quebrar o programa. ISP: interfaces enxutas (quem usa e-mail não herda salvar/PDF). DIP: o módulo de alto nível depende de abstração, não do banco concreto:</w:t>
+      </w:r>
+    </w:p>
+    <w:p>
+      <w:r>
+        <w:t># BOM: use case depende da interface, nao do Postgres</w:t>
+      </w:r>
+    </w:p>
+    <w:p>
+      <w:r>
+        <w:t>class FinalizaPedido:</w:t>
+      </w:r>
+    </w:p>
+    <w:p>
+      <w:r>
+        <w:t>def __init__(self, repo: PedidoRepository):  # DIP</w:t>
+      </w:r>
+    </w:p>
+    <w:p>
+      <w:r>
+        <w:t>self.repo = repo</w:t>
+      </w:r>
+    </w:p>
+    <w:p>
+      <w:r>
+        <w:t>def executar(self, pedido):</w:t>
+      </w:r>
+    </w:p>
+    <w:p>
+      <w:r>
+        <w:t>self.repo.salvar(pedido)  # PostgresRepo ou FakeRepo em teste4. Como funciona (pipeline)</w:t>
+      </w:r>
+    </w:p>
+    <w:p>
+      <w:r>
+        <w:t>Refatoração guiada por SOLID fluxo em execução</w:t>
+      </w:r>
+    </w:p>
+    <w:p>
+      <w:r>
+        <w:t>1</w:t>
+      </w:r>
+    </w:p>
+    <w:p>
+      <w:r>
+        <w:t>Mapear responsabilidades git grep class</w:t>
+      </w:r>
+    </w:p>
+    <w:p>
+      <w:r>
+        <w:t>Listar métodos por tema; marcar classes com mais de 1 motivo de mudança.</w:t>
+      </w:r>
+    </w:p>
+    <w:p>
+      <w:r>
+        <w:t>200 linhas"&gt;warn</w:t>
+      </w:r>
+    </w:p>
+    <w:p>
+      <w:r>
+        <w:t>2</w:t>
+      </w:r>
+    </w:p>
+    <w:p>
+      <w:r>
+        <w:t>Extrair abstrações ports/</w:t>
+      </w:r>
+    </w:p>
+    <w:p>
+      <w:r>
+        <w:t>Criar interfaces (ports) para banco, e-mail, relatório: sem implementação.</w:t>
+      </w:r>
+    </w:p>
+    <w:p>
+      <w:r>
+        <w:t>ok</w:t>
+      </w:r>
+    </w:p>
+    <w:p>
+      <w:r>
+        <w:t>3</w:t>
+      </w:r>
+    </w:p>
+    <w:p>
+      <w:r>
+        <w:t>Inverter dependências DIP</w:t>
+      </w:r>
+    </w:p>
+    <w:p>
+      <w:r>
+        <w:t>Use cases recebem ports no construtor; detalhes viram adapters.</w:t>
+      </w:r>
+    </w:p>
+    <w:p>
+      <w:r>
+        <w:t>ok</w:t>
+      </w:r>
+    </w:p>
+    <w:p>
+      <w:r>
+        <w:t>4</w:t>
+      </w:r>
+    </w:p>
+    <w:p>
+      <w:r>
+        <w:t>Substituir if/else por polimorfismo OCP</w:t>
+      </w:r>
+    </w:p>
+    <w:p>
+      <w:r>
+        <w:t>Estratégias trocáveis via injeção, sem tocar no core.</w:t>
+      </w:r>
+    </w:p>
+    <w:p>
+      <w:r>
+        <w:t>audit</w:t>
+      </w:r>
+    </w:p>
+    <w:p>
+      <w:r>
+        <w:t>5</w:t>
+      </w:r>
+    </w:p>
+    <w:p>
+      <w:r>
+        <w:t>Criar contrato de testes LSP</w:t>
+      </w:r>
+    </w:p>
+    <w:p>
+      <w:r>
+        <w:t>Todo adapter/subtipo deve passar nos mesmos testes do port.</w:t>
+      </w:r>
+    </w:p>
+    <w:p>
+      <w:r>
+        <w:t>ok</w:t>
+      </w:r>
+    </w:p>
+    <w:p>
+      <w:r>
+        <w:t>Nenhuma etapa reescreve o domínio: ela o descola da infra, sempre atrás de testes verdes.</w:t>
+      </w:r>
+    </w:p>
+    <w:p>
+      <w:r>
+        <w:t>5. Antes vs Depois</w:t>
+      </w:r>
+    </w:p>
+    <w:p>
+      <w:r>
+        <w:t>CenárioAntes (classe Deus)Depois (SOLID)</w:t>
+      </w:r>
+    </w:p>
+    <w:p>
+      <w:r>
+        <w:t>Mudar regra de impostoRisco de quebrar e-mail/PDFToca só CalculaImposto</w:t>
+      </w:r>
+    </w:p>
+    <w:p>
+      <w:r>
+        <w:t>Testar domínioExige banco de verdadeFakeRepo via port</w:t>
+      </w:r>
+    </w:p>
+    <w:p>
+      <w:r>
+        <w:t>Adicionar canalif/else espalhadoNovo adapter isolado</w:t>
+      </w:r>
+    </w:p>
+    <w:p>
+      <w:r>
+        <w:t>Tempo de bugfixDiasHoras</w:t>
+      </w:r>
+    </w:p>
+    <w:p>
+      <w:r>
+        <w:t>6. Entregas</w:t>
+      </w:r>
+    </w:p>
+    <w:p>
+      <w:r>
+        <w:t>Módulo domain/: entidades e use cases sem import de framework.</w:t>
+      </w:r>
+    </w:p>
+    <w:p>
+      <w:r>
+        <w:t>Pacote ports/: interfaces de infra (repo, email, pdf).</w:t>
+      </w:r>
+    </w:p>
+    <w:p>
+      <w:r>
+        <w:t>Pacote adapters/: PostgresRepo, SmtpEmail, PdfReport.</w:t>
+      </w:r>
+    </w:p>
+    <w:p>
+      <w:r>
+        <w:t>ADR adr-001-clean-arch.md: decisão de arquitetura e fronteiras.</w:t>
+      </w:r>
+    </w:p>
+    <w:p>
+      <w:r>
+        <w:t>7. Métricas</w:t>
+      </w:r>
+    </w:p>
+    <w:p>
+      <w:r>
+        <w:t>Cobertura de testes do core (%)</w:t>
+      </w:r>
+    </w:p>
+    <w:p>
+      <w:r>
+        <w:t>JanFevMarAbrMaiJunJulAgoSetOutNovDezAntesDepois</w:t>
+      </w:r>
+    </w:p>
+    <w:p>
+      <w:r>
+        <w:t>Meta: 90%+ de cobertura no domínio e zero dependência de framework dentro de domain/.</w:t>
+      </w:r>
+    </w:p>
+    <w:p>
+      <w:r>
+        <w:t>8. Status final</w:t>
+      </w:r>
+    </w:p>
+    <w:p>
+      <w:r>
+        <w:t>NÃO publicado: Desenvolvido e em homologação. Aguarda revisão antes de produção.</w:t>
+      </w:r>
+    </w:p>
+    <w:p>
+      <w:pPr>
+        <w:pStyle w:val="Heading2"/>
+      </w:pPr>
+      <w:r>
+        <w:rPr>
+          <w:color w:val="8B1E1E"/>
+        </w:rPr>
+        <w:t>Decisoes e tradeoffs</w:t>
+      </w:r>
+    </w:p>
+    <w:p>
+      <w:pPr>
+        <w:pStyle w:val="ListBullet"/>
+      </w:pPr>
+      <w:r>
+        <w:t>Clean Architecture escolhida sobre hexagonal puro e manter acoplado com E2E: testabilidade com ports desacoplados compensa o custo de mais arquivos, como registra o ADR-021.</w:t>
+      </w:r>
+    </w:p>
+    <w:p>
+      <w:pPr>
+        <w:pStyle w:val="ListBullet"/>
+      </w:pPr>
+      <w:r>
+        <w:t>Dependencias de I/O como Protocol (LeadRepository, Notifier, Logger) com injecao no bootstrap: o servico passa a depender de abstracoes e o teste usa FakeRepo sem subir infra.</w:t>
+      </w:r>
+    </w:p>
+    <w:p>
+      <w:pPr>
+        <w:pStyle w:val="ListBullet"/>
+      </w:pPr>
+      <w:r>
+        <w:t>Rollout em shadow por 1 sprint com reconciliacao diaria e corte em divergencia menor que 0,1 por cento, em vez de cutover direto: compara o modulo novo com o legado de 600 linhas sem expor listas de 5k a 80k leads a estado parcial.</w:t>
+      </w:r>
+    </w:p>
+    <w:p>
+      <w:pPr>
+        <w:pStyle w:val="ListBullet"/>
+      </w:pPr>
+      <w:r>
+        <w:t>Meta de cobertura de 85 por cento nos testes de porta com mocks, em vez de teste manual: o legado tinha 0 por cento de cobertura e 4 dependencias de I/O acopladas, entao o gate quantitativo impede regressao silenciosa.</w:t>
+      </w:r>
+    </w:p>
+    <w:p>
+      <w:pPr>
+        <w:pStyle w:val="ListBullet"/>
+      </w:pPr>
+      <w:r>
+        <w:t>Classes menores que 45 linhas com 1 responsabilidade por classe, aceitando mais arquivos: elimina SQL concatenado, falta de transacao e falha silenciosa de CRM que ja causou duplo contato.</w:t>
+      </w:r>
+    </w:p>
+    <w:p>
+      <w:pPr>
+        <w:pStyle w:val="Heading2"/>
+      </w:pPr>
+      <w:r>
+        <w:rPr>
+          <w:color w:val="8B1E1E"/>
+        </w:rPr>
+        <w:t>Impacto no negocio</w:t>
+      </w:r>
+    </w:p>
+    <w:p>
+      <w:r>
+        <w:t>O modulo dispara 3 a 5 campanhas por dia para listas de 5k a 80k leads, entao cada falha silenciosa vira duplo contato e reclamacao real. Sair de 600 linhas com 0 por cento de cobertura para classes menores que 45 linhas com alvo de 85 por cento reduz o tempo de alteracao de deploy manual com teste manual para validacao automatica, baixa o risco de SQL injection e estado parcial sem transacao, e evita o custo de hotfix em base grande com rollback simples por feature flag.</w:t>
+      </w:r>
+    </w:p>
+    <w:p>
+      <w:pPr>
+        <w:pStyle w:val="Heading2"/>
+      </w:pPr>
+      <w:r>
+        <w:rPr>
+          <w:color w:val="8B1E1E"/>
+        </w:rPr>
+        <w:t>Referencias de estudo</w:t>
+      </w:r>
+    </w:p>
+    <w:p>
+      <w:pPr>
+        <w:pStyle w:val="ListBullet"/>
+      </w:pPr>
+      <w:r>
+        <w:t>Curso: Clean Architecture e SOLID com Python, na Alura.</w:t>
+      </w:r>
+    </w:p>
+    <w:p>
+      <w:pPr>
+        <w:pStyle w:val="ListBullet"/>
+      </w:pPr>
+      <w:r>
+        <w:t>Video: SOLID em codigo Python na pratica, no YouTube.</w:t>
+      </w:r>
+    </w:p>
+    <w:p>
+      <w:pPr>
+        <w:pStyle w:val="ListBullet"/>
+      </w:pPr>
+      <w:r>
+        <w:t>Doc oficial: Documentacao do Python sobre Protocol e tipagem estrutural, em docs.python.org.</w:t>
+      </w:r>
+    </w:p>
+    <w:p>
+      <w:pPr>
+        <w:pStyle w:val="ListBullet"/>
+      </w:pPr>
+      <w:r>
+        <w:t>Doc oficial: Documentacao do pytest sobre fixtures e mocks, em docs.pytest.org.</w:t>
+      </w:r>
+    </w:p>
     <w:sectPr>
       <w:pgSz w:w="12240" w:h="15840"/>
-      <w:pgMar w:top="1440" w:right="1800" w:bottom="1440" w:left="1800" w:header="720" w:footer="720" w:gutter="0"/>
+      <w:pgMar w:top="1417" w:right="1701" w:bottom="1417" w:left="1701" w:header="720" w:footer="720" w:gutter="0"/>
       <w:cols w:space="720"/>
       <w:docGrid w:linePitch="360"/>
     </w:sectPr>
@@ -396,6 +983,10 @@
     <w:name w:val="Normal"/>
     <w:qFormat/>
     <w:rsid w:val="00FC693F"/>
+    <w:rPr>
+      <w:rFonts w:ascii="Calibri" w:hAnsi="Calibri"/>
+      <w:sz w:val="22"/>
+    </w:rPr>
   </w:style>
   <w:style w:type="paragraph" w:styleId="Header">
     <w:name w:val="header"/>

--- a/_inbox/PDI/02-praticas-engenharia-clean-code/atividade-1/7-apresentacao/pdi-praticas-engenharia-clean-code-a1.docx
+++ b/_inbox/PDI/02-praticas-engenharia-clean-code/atividade-1/7-apresentacao/pdi-praticas-engenharia-clean-code-a1.docx
@@ -24,7 +24,7 @@
           <w:b/>
           <w:sz w:val="46"/>
         </w:rPr>
-        <w:t>Refatoracao de Modulo Legado com SOLID e Clean Architecture</w:t>
+        <w:t>Refatoração de Módulo Legado com SOLID e Clean Architecture</w:t>
       </w:r>
     </w:p>
     <w:p>
@@ -36,7 +36,7 @@
           <w:color w:val="6B7A8A"/>
           <w:sz w:val="24"/>
         </w:rPr>
-        <w:t>Documento Tecnico de PDI</w:t>
+        <w:t>Documento Técnico de PDI</w:t>
       </w:r>
     </w:p>
     <w:p>
@@ -72,7 +72,7 @@
           <w:color w:val="495560"/>
           <w:sz w:val="22"/>
         </w:rPr>
-        <w:t>Area: 02 Praticas de Engenharia e Clean Code</w:t>
+        <w:t>Área: 02 Práticas de Engenharia e Clean Code</w:t>
         <w:br/>
       </w:r>
       <w:r>
@@ -197,7 +197,7 @@
     </w:p>
     <w:p>
       <w:r>
-        <w:t>def gerar_pdf(self, p): ...     # relatorio</w:t>
+        <w:t>def gerar_pdf(self, p): ...     # relatório</w:t>
       </w:r>
     </w:p>
     <w:p>
@@ -212,7 +212,7 @@
     </w:p>
     <w:p>
       <w:r>
-        <w:t>class CalculaImposto:           # regra de negocio</w:t>
+        <w:t>class CalculaImposto:           # regra de negócio</w:t>
       </w:r>
     </w:p>
     <w:p>
@@ -242,7 +242,7 @@
     </w:p>
     <w:p>
       <w:r>
-        <w:t># BOM: adicionar novo tipo nao mexe no existente</w:t>
+        <w:t># BOM: adicionar novo tipo não mexe no existente</w:t>
       </w:r>
     </w:p>
     <w:p>
@@ -277,7 +277,7 @@
     </w:p>
     <w:p>
       <w:r>
-        <w:t># BOM: use case depende da interface, nao do Postgres</w:t>
+        <w:t># BOM: use case depende da interface, não do Postgres</w:t>
       </w:r>
     </w:p>
     <w:p>
@@ -508,7 +508,7 @@
         <w:rPr>
           <w:color w:val="8B1E1E"/>
         </w:rPr>
-        <w:t>Decisoes e tradeoffs</w:t>
+        <w:t>Decisões e tradeoffs</w:t>
       </w:r>
     </w:p>
     <w:p>
@@ -524,7 +524,7 @@
         <w:pStyle w:val="ListBullet"/>
       </w:pPr>
       <w:r>
-        <w:t>Dependencias de I/O como Protocol (LeadRepository, Notifier, Logger) com injecao no bootstrap: o servico passa a depender de abstracoes e o teste usa FakeRepo sem subir infra.</w:t>
+        <w:t>Dependências de I/O como Protocol (LeadRepository, Notifier, Logger) com injeção no bootstrap: o serviço passa a depender de abstrações e o teste usa FakeRepo sem subir infra.</w:t>
       </w:r>
     </w:p>
     <w:p>
@@ -532,7 +532,7 @@
         <w:pStyle w:val="ListBullet"/>
       </w:pPr>
       <w:r>
-        <w:t>Rollout em shadow por 1 sprint com reconciliacao diaria e corte em divergencia menor que 0,1 por cento, em vez de cutover direto: compara o modulo novo com o legado de 600 linhas sem expor listas de 5k a 80k leads a estado parcial.</w:t>
+        <w:t>Rollout em shadow por 1 sprint com reconciliação diária e corte em divergência menor que 0,1 por cento, em vez de cutover direto: compara o módulo novo com o legado de 600 linhas sem expor listas de 5k a 80k leads a estado parcial.</w:t>
       </w:r>
     </w:p>
     <w:p>
@@ -540,7 +540,7 @@
         <w:pStyle w:val="ListBullet"/>
       </w:pPr>
       <w:r>
-        <w:t>Meta de cobertura de 85 por cento nos testes de porta com mocks, em vez de teste manual: o legado tinha 0 por cento de cobertura e 4 dependencias de I/O acopladas, entao o gate quantitativo impede regressao silenciosa.</w:t>
+        <w:t>Meta de cobertura de 85 por cento nos testes de porta com mocks, em vez de teste manual: o legado tinha 0 por cento de cobertura e 4 dependências de I/O acopladas, então o gate quantitativo impede regressão silenciosa.</w:t>
       </w:r>
     </w:p>
     <w:p>
@@ -548,7 +548,7 @@
         <w:pStyle w:val="ListBullet"/>
       </w:pPr>
       <w:r>
-        <w:t>Classes menores que 45 linhas com 1 responsabilidade por classe, aceitando mais arquivos: elimina SQL concatenado, falta de transacao e falha silenciosa de CRM que ja causou duplo contato.</w:t>
+        <w:t>Classes menores que 45 linhas com 1 responsabilidade por classe, aceitando mais arquivos: elimina SQL concatenado, falta de transação e falha silenciosa de CRM que já causou duplo contato.</w:t>
       </w:r>
     </w:p>
     <w:p>
@@ -559,12 +559,12 @@
         <w:rPr>
           <w:color w:val="8B1E1E"/>
         </w:rPr>
-        <w:t>Impacto no negocio</w:t>
+        <w:t>Impacto no negócio</w:t>
       </w:r>
     </w:p>
     <w:p>
       <w:r>
-        <w:t>O modulo dispara 3 a 5 campanhas por dia para listas de 5k a 80k leads, entao cada falha silenciosa vira duplo contato e reclamacao real. Sair de 600 linhas com 0 por cento de cobertura para classes menores que 45 linhas com alvo de 85 por cento reduz o tempo de alteracao de deploy manual com teste manual para validacao automatica, baixa o risco de SQL injection e estado parcial sem transacao, e evita o custo de hotfix em base grande com rollback simples por feature flag.</w:t>
+        <w:t>O módulo dispara 3 a 5 campanhas por dia para listas de 5k a 80k leads, então cada falha silenciosa vira duplo contato e reclamação real. Sair de 600 linhas com 0 por cento de cobertura para classes menores que 45 linhas com alvo de 85 por cento reduz o tempo de alteração de deploy manual com teste manual para validação automática, baixa o risco de SQL injection e estado parcial sem transação, e evita o custo de hotfix em base grande com rollback simples por feature flag.</w:t>
       </w:r>
     </w:p>
     <w:p>
@@ -575,7 +575,7 @@
         <w:rPr>
           <w:color w:val="8B1E1E"/>
         </w:rPr>
-        <w:t>Referencias de estudo</w:t>
+        <w:t>Referências de estudo</w:t>
       </w:r>
     </w:p>
     <w:p>
@@ -591,7 +591,7 @@
         <w:pStyle w:val="ListBullet"/>
       </w:pPr>
       <w:r>
-        <w:t>Video: SOLID em codigo Python na pratica, no YouTube.</w:t>
+        <w:t>Vídeo: SOLID em código Python na prática, no YouTube.</w:t>
       </w:r>
     </w:p>
     <w:p>
@@ -599,7 +599,7 @@
         <w:pStyle w:val="ListBullet"/>
       </w:pPr>
       <w:r>
-        <w:t>Doc oficial: Documentacao do Python sobre Protocol e tipagem estrutural, em docs.python.org.</w:t>
+        <w:t>Doc oficial: Documentação do Python sobre Protocol e tipagem estrutural, em docs.python.org.</w:t>
       </w:r>
     </w:p>
     <w:p>
@@ -607,7 +607,7 @@
         <w:pStyle w:val="ListBullet"/>
       </w:pPr>
       <w:r>
-        <w:t>Doc oficial: Documentacao do pytest sobre fixtures e mocks, em docs.pytest.org.</w:t>
+        <w:t>Doc oficial: Documentação do pytest sobre fixtures e mocks, em docs.pytest.org.</w:t>
       </w:r>
     </w:p>
     <w:sectPr>
